--- a/HR/5 - Sales Role JD.docx
+++ b/HR/5 - Sales Role JD.docx
@@ -1026,43 +1026,6 @@
     <w:p>
       <w:pPr>
         <w:pStyle w:val="FirstParagraph"/>
-      </w:pPr>
-      <w:r>
-        <w:t xml:space="preserve">From September, IFM runs</w:t>
-      </w:r>
-      <w:r>
-        <w:t xml:space="preserve"> </w:t>
-      </w:r>
-      <w:r>
-        <w:rPr>
-          <w:b/>
-          <w:bCs/>
-        </w:rPr>
-        <w:t xml:space="preserve">₹20–30k/month of Meta ads</w:t>
-      </w:r>
-      <w:r>
-        <w:t xml:space="preserve">, optimised to</w:t>
-      </w:r>
-      <w:r>
-        <w:t xml:space="preserve"> </w:t>
-      </w:r>
-      <w:r>
-        <w:rPr>
-          <w:b/>
-          <w:bCs/>
-        </w:rPr>
-        <w:t xml:space="preserve">completed registrations</w:t>
-      </w:r>
-      <w:r>
-        <w:t xml:space="preserve"> </w:t>
-      </w:r>
-      <w:r>
-        <w:t xml:space="preserve">on the batch page — not reach, not followers. At the ₹19,000 early-bird price, ₹30k breaks even at roughly 1.5 seats.</w:t>
-      </w:r>
-    </w:p>
-    <w:p>
-      <w:pPr>
-        <w:pStyle w:val="BodyText"/>
       </w:pPr>
       <w:r>
         <w:rPr>
